--- a/results/tables/spatiotemp_model_selection_table.docx
+++ b/results/tables/spatiotemp_model_selection_table.docx
@@ -232,7 +232,7 @@
                 <w:sz w:val="20"/>
                 <w:b w:val="true"/>
               </w:rPr>
-              <w:t xml:space="default">8.6</w:t>
+              <w:t xml:space="default">8.64</w:t>
             </w:r>
           </w:p>
         </w:tc>
@@ -257,7 +257,7 @@
                 <w:sz w:val="20"/>
                 <w:b w:val="true"/>
               </w:rPr>
-              <w:t xml:space="default">-1242.3</w:t>
+              <w:t xml:space="default">-1242.35</w:t>
             </w:r>
           </w:p>
         </w:tc>
@@ -282,7 +282,7 @@
                 <w:sz w:val="20"/>
                 <w:b w:val="true"/>
               </w:rPr>
-              <w:t xml:space="default">0.0</w:t>
+              <w:t xml:space="default">0.00</w:t>
             </w:r>
           </w:p>
         </w:tc>
@@ -360,55 +360,55 @@
                 <w:rFonts w:ascii="Calibri" w:hAnsi="Calibri"/>
                 <w:sz w:val="20"/>
               </w:rPr>
-              <w:t xml:space="default">7.8</w:t>
-            </w:r>
-          </w:p>
-        </w:tc>
-        <w:tc>
-          <w:tcPr>
-            <w:tcBorders>
-              <w:top w:val="single" w:space="0" w:color="D3D3D3"/>
-              <w:bottom w:val="single" w:space="0" w:color="D3D3D3"/>
-              <w:start w:val="single" w:space="0" w:color="D3D3D3"/>
-              <w:end w:val="single" w:space="0" w:color="D3D3D3"/>
-            </w:tcBorders>
-          </w:tcPr>
-          <w:p>
-            <w:pPr>
-              <w:spacing w:before="0" w:after="60"/>
-              <w:keepNext/>
-              <w:jc w:val="end"/>
-            </w:pPr>
-            <w:r>
-              <w:rPr>
-                <w:rFonts w:ascii="Calibri" w:hAnsi="Calibri"/>
-                <w:sz w:val="20"/>
-              </w:rPr>
-              <w:t xml:space="default">-1241.4</w:t>
-            </w:r>
-          </w:p>
-        </w:tc>
-        <w:tc>
-          <w:tcPr>
-            <w:tcBorders>
-              <w:top w:val="single" w:space="0" w:color="D3D3D3"/>
-              <w:bottom w:val="single" w:space="0" w:color="D3D3D3"/>
-              <w:start w:val="single" w:space="0" w:color="D3D3D3"/>
-              <w:end w:val="single" w:space="0" w:color="D3D3D3"/>
-            </w:tcBorders>
-          </w:tcPr>
-          <w:p>
-            <w:pPr>
-              <w:spacing w:before="0" w:after="60"/>
-              <w:keepNext/>
-              <w:jc w:val="end"/>
-            </w:pPr>
-            <w:r>
-              <w:rPr>
-                <w:rFonts w:ascii="Calibri" w:hAnsi="Calibri"/>
-                <w:sz w:val="20"/>
-              </w:rPr>
-              <w:t xml:space="default">0.9</w:t>
+              <w:t xml:space="default">7.83</w:t>
+            </w:r>
+          </w:p>
+        </w:tc>
+        <w:tc>
+          <w:tcPr>
+            <w:tcBorders>
+              <w:top w:val="single" w:space="0" w:color="D3D3D3"/>
+              <w:bottom w:val="single" w:space="0" w:color="D3D3D3"/>
+              <w:start w:val="single" w:space="0" w:color="D3D3D3"/>
+              <w:end w:val="single" w:space="0" w:color="D3D3D3"/>
+            </w:tcBorders>
+          </w:tcPr>
+          <w:p>
+            <w:pPr>
+              <w:spacing w:before="0" w:after="60"/>
+              <w:keepNext/>
+              <w:jc w:val="end"/>
+            </w:pPr>
+            <w:r>
+              <w:rPr>
+                <w:rFonts w:ascii="Calibri" w:hAnsi="Calibri"/>
+                <w:sz w:val="20"/>
+              </w:rPr>
+              <w:t xml:space="default">-1241.41</w:t>
+            </w:r>
+          </w:p>
+        </w:tc>
+        <w:tc>
+          <w:tcPr>
+            <w:tcBorders>
+              <w:top w:val="single" w:space="0" w:color="D3D3D3"/>
+              <w:bottom w:val="single" w:space="0" w:color="D3D3D3"/>
+              <w:start w:val="single" w:space="0" w:color="D3D3D3"/>
+              <w:end w:val="single" w:space="0" w:color="D3D3D3"/>
+            </w:tcBorders>
+          </w:tcPr>
+          <w:p>
+            <w:pPr>
+              <w:spacing w:before="0" w:after="60"/>
+              <w:keepNext/>
+              <w:jc w:val="end"/>
+            </w:pPr>
+            <w:r>
+              <w:rPr>
+                <w:rFonts w:ascii="Calibri" w:hAnsi="Calibri"/>
+                <w:sz w:val="20"/>
+              </w:rPr>
+              <w:t xml:space="default">0.94</w:t>
             </w:r>
           </w:p>
         </w:tc>
@@ -485,55 +485,55 @@
                 <w:rFonts w:ascii="Calibri" w:hAnsi="Calibri"/>
                 <w:sz w:val="20"/>
               </w:rPr>
-              <w:t xml:space="default">27.2</w:t>
-            </w:r>
-          </w:p>
-        </w:tc>
-        <w:tc>
-          <w:tcPr>
-            <w:tcBorders>
-              <w:top w:val="single" w:space="0" w:color="D3D3D3"/>
-              <w:bottom w:val="single" w:space="0" w:color="D3D3D3"/>
-              <w:start w:val="single" w:space="0" w:color="D3D3D3"/>
-              <w:end w:val="single" w:space="0" w:color="D3D3D3"/>
-            </w:tcBorders>
-          </w:tcPr>
-          <w:p>
-            <w:pPr>
-              <w:spacing w:before="0" w:after="60"/>
-              <w:keepNext/>
-              <w:jc w:val="end"/>
-            </w:pPr>
-            <w:r>
-              <w:rPr>
-                <w:rFonts w:ascii="Calibri" w:hAnsi="Calibri"/>
-                <w:sz w:val="20"/>
-              </w:rPr>
-              <w:t xml:space="default">-1237.8</w:t>
-            </w:r>
-          </w:p>
-        </w:tc>
-        <w:tc>
-          <w:tcPr>
-            <w:tcBorders>
-              <w:top w:val="single" w:space="0" w:color="D3D3D3"/>
-              <w:bottom w:val="single" w:space="0" w:color="D3D3D3"/>
-              <w:start w:val="single" w:space="0" w:color="D3D3D3"/>
-              <w:end w:val="single" w:space="0" w:color="D3D3D3"/>
-            </w:tcBorders>
-          </w:tcPr>
-          <w:p>
-            <w:pPr>
-              <w:spacing w:before="0" w:after="60"/>
-              <w:keepNext/>
-              <w:jc w:val="end"/>
-            </w:pPr>
-            <w:r>
-              <w:rPr>
-                <w:rFonts w:ascii="Calibri" w:hAnsi="Calibri"/>
-                <w:sz w:val="20"/>
-              </w:rPr>
-              <w:t xml:space="default">4.6</w:t>
+              <w:t xml:space="default">27.20</w:t>
+            </w:r>
+          </w:p>
+        </w:tc>
+        <w:tc>
+          <w:tcPr>
+            <w:tcBorders>
+              <w:top w:val="single" w:space="0" w:color="D3D3D3"/>
+              <w:bottom w:val="single" w:space="0" w:color="D3D3D3"/>
+              <w:start w:val="single" w:space="0" w:color="D3D3D3"/>
+              <w:end w:val="single" w:space="0" w:color="D3D3D3"/>
+            </w:tcBorders>
+          </w:tcPr>
+          <w:p>
+            <w:pPr>
+              <w:spacing w:before="0" w:after="60"/>
+              <w:keepNext/>
+              <w:jc w:val="end"/>
+            </w:pPr>
+            <w:r>
+              <w:rPr>
+                <w:rFonts w:ascii="Calibri" w:hAnsi="Calibri"/>
+                <w:sz w:val="20"/>
+              </w:rPr>
+              <w:t xml:space="default">-1237.77</w:t>
+            </w:r>
+          </w:p>
+        </w:tc>
+        <w:tc>
+          <w:tcPr>
+            <w:tcBorders>
+              <w:top w:val="single" w:space="0" w:color="D3D3D3"/>
+              <w:bottom w:val="single" w:space="0" w:color="D3D3D3"/>
+              <w:start w:val="single" w:space="0" w:color="D3D3D3"/>
+              <w:end w:val="single" w:space="0" w:color="D3D3D3"/>
+            </w:tcBorders>
+          </w:tcPr>
+          <w:p>
+            <w:pPr>
+              <w:spacing w:before="0" w:after="60"/>
+              <w:keepNext/>
+              <w:jc w:val="end"/>
+            </w:pPr>
+            <w:r>
+              <w:rPr>
+                <w:rFonts w:ascii="Calibri" w:hAnsi="Calibri"/>
+                <w:sz w:val="20"/>
+              </w:rPr>
+              <w:t xml:space="default">4.57</w:t>
             </w:r>
           </w:p>
         </w:tc>
@@ -610,55 +610,55 @@
                 <w:rFonts w:ascii="Calibri" w:hAnsi="Calibri"/>
                 <w:sz w:val="20"/>
               </w:rPr>
-              <w:t xml:space="default">9.0</w:t>
-            </w:r>
-          </w:p>
-        </w:tc>
-        <w:tc>
-          <w:tcPr>
-            <w:tcBorders>
-              <w:top w:val="single" w:space="0" w:color="D3D3D3"/>
-              <w:bottom w:val="single" w:space="0" w:color="D3D3D3"/>
-              <w:start w:val="single" w:space="0" w:color="D3D3D3"/>
-              <w:end w:val="single" w:space="0" w:color="D3D3D3"/>
-            </w:tcBorders>
-          </w:tcPr>
-          <w:p>
-            <w:pPr>
-              <w:spacing w:before="0" w:after="60"/>
-              <w:keepNext/>
-              <w:jc w:val="end"/>
-            </w:pPr>
-            <w:r>
-              <w:rPr>
-                <w:rFonts w:ascii="Calibri" w:hAnsi="Calibri"/>
-                <w:sz w:val="20"/>
-              </w:rPr>
-              <w:t xml:space="default">-1237.6</w:t>
-            </w:r>
-          </w:p>
-        </w:tc>
-        <w:tc>
-          <w:tcPr>
-            <w:tcBorders>
-              <w:top w:val="single" w:space="0" w:color="D3D3D3"/>
-              <w:bottom w:val="single" w:space="0" w:color="D3D3D3"/>
-              <w:start w:val="single" w:space="0" w:color="D3D3D3"/>
-              <w:end w:val="single" w:space="0" w:color="D3D3D3"/>
-            </w:tcBorders>
-          </w:tcPr>
-          <w:p>
-            <w:pPr>
-              <w:spacing w:before="0" w:after="60"/>
-              <w:keepNext/>
-              <w:jc w:val="end"/>
-            </w:pPr>
-            <w:r>
-              <w:rPr>
-                <w:rFonts w:ascii="Calibri" w:hAnsi="Calibri"/>
-                <w:sz w:val="20"/>
-              </w:rPr>
-              <w:t xml:space="default">4.8</w:t>
+              <w:t xml:space="default">9.00</w:t>
+            </w:r>
+          </w:p>
+        </w:tc>
+        <w:tc>
+          <w:tcPr>
+            <w:tcBorders>
+              <w:top w:val="single" w:space="0" w:color="D3D3D3"/>
+              <w:bottom w:val="single" w:space="0" w:color="D3D3D3"/>
+              <w:start w:val="single" w:space="0" w:color="D3D3D3"/>
+              <w:end w:val="single" w:space="0" w:color="D3D3D3"/>
+            </w:tcBorders>
+          </w:tcPr>
+          <w:p>
+            <w:pPr>
+              <w:spacing w:before="0" w:after="60"/>
+              <w:keepNext/>
+              <w:jc w:val="end"/>
+            </w:pPr>
+            <w:r>
+              <w:rPr>
+                <w:rFonts w:ascii="Calibri" w:hAnsi="Calibri"/>
+                <w:sz w:val="20"/>
+              </w:rPr>
+              <w:t xml:space="default">-1237.57</w:t>
+            </w:r>
+          </w:p>
+        </w:tc>
+        <w:tc>
+          <w:tcPr>
+            <w:tcBorders>
+              <w:top w:val="single" w:space="0" w:color="D3D3D3"/>
+              <w:bottom w:val="single" w:space="0" w:color="D3D3D3"/>
+              <w:start w:val="single" w:space="0" w:color="D3D3D3"/>
+              <w:end w:val="single" w:space="0" w:color="D3D3D3"/>
+            </w:tcBorders>
+          </w:tcPr>
+          <w:p>
+            <w:pPr>
+              <w:spacing w:before="0" w:after="60"/>
+              <w:keepNext/>
+              <w:jc w:val="end"/>
+            </w:pPr>
+            <w:r>
+              <w:rPr>
+                <w:rFonts w:ascii="Calibri" w:hAnsi="Calibri"/>
+                <w:sz w:val="20"/>
+              </w:rPr>
+              <w:t xml:space="default">4.78</w:t>
             </w:r>
           </w:p>
         </w:tc>
@@ -735,55 +735,55 @@
                 <w:rFonts w:ascii="Calibri" w:hAnsi="Calibri"/>
                 <w:sz w:val="20"/>
               </w:rPr>
-              <w:t xml:space="default">13.2</w:t>
-            </w:r>
-          </w:p>
-        </w:tc>
-        <w:tc>
-          <w:tcPr>
-            <w:tcBorders>
-              <w:top w:val="single" w:space="0" w:color="D3D3D3"/>
-              <w:bottom w:val="single" w:space="0" w:color="D3D3D3"/>
-              <w:start w:val="single" w:space="0" w:color="D3D3D3"/>
-              <w:end w:val="single" w:space="0" w:color="D3D3D3"/>
-            </w:tcBorders>
-          </w:tcPr>
-          <w:p>
-            <w:pPr>
-              <w:spacing w:before="0" w:after="60"/>
-              <w:keepNext/>
-              <w:jc w:val="end"/>
-            </w:pPr>
-            <w:r>
-              <w:rPr>
-                <w:rFonts w:ascii="Calibri" w:hAnsi="Calibri"/>
-                <w:sz w:val="20"/>
-              </w:rPr>
-              <w:t xml:space="default">-1234.6</w:t>
-            </w:r>
-          </w:p>
-        </w:tc>
-        <w:tc>
-          <w:tcPr>
-            <w:tcBorders>
-              <w:top w:val="single" w:space="0" w:color="D3D3D3"/>
-              <w:bottom w:val="single" w:space="0" w:color="D3D3D3"/>
-              <w:start w:val="single" w:space="0" w:color="D3D3D3"/>
-              <w:end w:val="single" w:space="0" w:color="D3D3D3"/>
-            </w:tcBorders>
-          </w:tcPr>
-          <w:p>
-            <w:pPr>
-              <w:spacing w:before="0" w:after="60"/>
-              <w:keepNext/>
-              <w:jc w:val="end"/>
-            </w:pPr>
-            <w:r>
-              <w:rPr>
-                <w:rFonts w:ascii="Calibri" w:hAnsi="Calibri"/>
-                <w:sz w:val="20"/>
-              </w:rPr>
-              <w:t xml:space="default">7.8</w:t>
+              <w:t xml:space="default">13.16</w:t>
+            </w:r>
+          </w:p>
+        </w:tc>
+        <w:tc>
+          <w:tcPr>
+            <w:tcBorders>
+              <w:top w:val="single" w:space="0" w:color="D3D3D3"/>
+              <w:bottom w:val="single" w:space="0" w:color="D3D3D3"/>
+              <w:start w:val="single" w:space="0" w:color="D3D3D3"/>
+              <w:end w:val="single" w:space="0" w:color="D3D3D3"/>
+            </w:tcBorders>
+          </w:tcPr>
+          <w:p>
+            <w:pPr>
+              <w:spacing w:before="0" w:after="60"/>
+              <w:keepNext/>
+              <w:jc w:val="end"/>
+            </w:pPr>
+            <w:r>
+              <w:rPr>
+                <w:rFonts w:ascii="Calibri" w:hAnsi="Calibri"/>
+                <w:sz w:val="20"/>
+              </w:rPr>
+              <w:t xml:space="default">-1234.57</w:t>
+            </w:r>
+          </w:p>
+        </w:tc>
+        <w:tc>
+          <w:tcPr>
+            <w:tcBorders>
+              <w:top w:val="single" w:space="0" w:color="D3D3D3"/>
+              <w:bottom w:val="single" w:space="0" w:color="D3D3D3"/>
+              <w:start w:val="single" w:space="0" w:color="D3D3D3"/>
+              <w:end w:val="single" w:space="0" w:color="D3D3D3"/>
+            </w:tcBorders>
+          </w:tcPr>
+          <w:p>
+            <w:pPr>
+              <w:spacing w:before="0" w:after="60"/>
+              <w:keepNext/>
+              <w:jc w:val="end"/>
+            </w:pPr>
+            <w:r>
+              <w:rPr>
+                <w:rFonts w:ascii="Calibri" w:hAnsi="Calibri"/>
+                <w:sz w:val="20"/>
+              </w:rPr>
+              <w:t xml:space="default">7.78</w:t>
             </w:r>
           </w:p>
         </w:tc>
@@ -860,55 +860,55 @@
                 <w:rFonts w:ascii="Calibri" w:hAnsi="Calibri"/>
                 <w:sz w:val="20"/>
               </w:rPr>
-              <w:t xml:space="default">30.3</w:t>
-            </w:r>
-          </w:p>
-        </w:tc>
-        <w:tc>
-          <w:tcPr>
-            <w:tcBorders>
-              <w:top w:val="single" w:space="0" w:color="D3D3D3"/>
-              <w:bottom w:val="single" w:space="0" w:color="D3D3D3"/>
-              <w:start w:val="single" w:space="0" w:color="D3D3D3"/>
-              <w:end w:val="single" w:space="0" w:color="D3D3D3"/>
-            </w:tcBorders>
-          </w:tcPr>
-          <w:p>
-            <w:pPr>
-              <w:spacing w:before="0" w:after="60"/>
-              <w:keepNext/>
-              <w:jc w:val="end"/>
-            </w:pPr>
-            <w:r>
-              <w:rPr>
-                <w:rFonts w:ascii="Calibri" w:hAnsi="Calibri"/>
-                <w:sz w:val="20"/>
-              </w:rPr>
-              <w:t xml:space="default">-1232.8</w:t>
-            </w:r>
-          </w:p>
-        </w:tc>
-        <w:tc>
-          <w:tcPr>
-            <w:tcBorders>
-              <w:top w:val="single" w:space="0" w:color="D3D3D3"/>
-              <w:bottom w:val="single" w:space="0" w:color="D3D3D3"/>
-              <w:start w:val="single" w:space="0" w:color="D3D3D3"/>
-              <w:end w:val="single" w:space="0" w:color="D3D3D3"/>
-            </w:tcBorders>
-          </w:tcPr>
-          <w:p>
-            <w:pPr>
-              <w:spacing w:before="0" w:after="60"/>
-              <w:keepNext/>
-              <w:jc w:val="end"/>
-            </w:pPr>
-            <w:r>
-              <w:rPr>
-                <w:rFonts w:ascii="Calibri" w:hAnsi="Calibri"/>
-                <w:sz w:val="20"/>
-              </w:rPr>
-              <w:t xml:space="default">9.5</w:t>
+              <w:t xml:space="default">30.30</w:t>
+            </w:r>
+          </w:p>
+        </w:tc>
+        <w:tc>
+          <w:tcPr>
+            <w:tcBorders>
+              <w:top w:val="single" w:space="0" w:color="D3D3D3"/>
+              <w:bottom w:val="single" w:space="0" w:color="D3D3D3"/>
+              <w:start w:val="single" w:space="0" w:color="D3D3D3"/>
+              <w:end w:val="single" w:space="0" w:color="D3D3D3"/>
+            </w:tcBorders>
+          </w:tcPr>
+          <w:p>
+            <w:pPr>
+              <w:spacing w:before="0" w:after="60"/>
+              <w:keepNext/>
+              <w:jc w:val="end"/>
+            </w:pPr>
+            <w:r>
+              <w:rPr>
+                <w:rFonts w:ascii="Calibri" w:hAnsi="Calibri"/>
+                <w:sz w:val="20"/>
+              </w:rPr>
+              <w:t xml:space="default">-1232.80</w:t>
+            </w:r>
+          </w:p>
+        </w:tc>
+        <w:tc>
+          <w:tcPr>
+            <w:tcBorders>
+              <w:top w:val="single" w:space="0" w:color="D3D3D3"/>
+              <w:bottom w:val="single" w:space="0" w:color="D3D3D3"/>
+              <w:start w:val="single" w:space="0" w:color="D3D3D3"/>
+              <w:end w:val="single" w:space="0" w:color="D3D3D3"/>
+            </w:tcBorders>
+          </w:tcPr>
+          <w:p>
+            <w:pPr>
+              <w:spacing w:before="0" w:after="60"/>
+              <w:keepNext/>
+              <w:jc w:val="end"/>
+            </w:pPr>
+            <w:r>
+              <w:rPr>
+                <w:rFonts w:ascii="Calibri" w:hAnsi="Calibri"/>
+                <w:sz w:val="20"/>
+              </w:rPr>
+              <w:t xml:space="default">9.54</w:t>
             </w:r>
           </w:p>
         </w:tc>
@@ -985,55 +985,55 @@
                 <w:rFonts w:ascii="Calibri" w:hAnsi="Calibri"/>
                 <w:sz w:val="20"/>
               </w:rPr>
-              <w:t xml:space="default">5.0</w:t>
-            </w:r>
-          </w:p>
-        </w:tc>
-        <w:tc>
-          <w:tcPr>
-            <w:tcBorders>
-              <w:top w:val="single" w:space="0" w:color="D3D3D3"/>
-              <w:bottom w:val="single" w:space="0" w:color="D3D3D3"/>
-              <w:start w:val="single" w:space="0" w:color="D3D3D3"/>
-              <w:end w:val="single" w:space="0" w:color="D3D3D3"/>
-            </w:tcBorders>
-          </w:tcPr>
-          <w:p>
-            <w:pPr>
-              <w:spacing w:before="0" w:after="60"/>
-              <w:keepNext/>
-              <w:jc w:val="end"/>
-            </w:pPr>
-            <w:r>
-              <w:rPr>
-                <w:rFonts w:ascii="Calibri" w:hAnsi="Calibri"/>
-                <w:sz w:val="20"/>
-              </w:rPr>
-              <w:t xml:space="default">-1193.6</w:t>
-            </w:r>
-          </w:p>
-        </w:tc>
-        <w:tc>
-          <w:tcPr>
-            <w:tcBorders>
-              <w:top w:val="single" w:space="0" w:color="D3D3D3"/>
-              <w:bottom w:val="single" w:space="0" w:color="D3D3D3"/>
-              <w:start w:val="single" w:space="0" w:color="D3D3D3"/>
-              <w:end w:val="single" w:space="0" w:color="D3D3D3"/>
-            </w:tcBorders>
-          </w:tcPr>
-          <w:p>
-            <w:pPr>
-              <w:spacing w:before="0" w:after="60"/>
-              <w:keepNext/>
-              <w:jc w:val="end"/>
-            </w:pPr>
-            <w:r>
-              <w:rPr>
-                <w:rFonts w:ascii="Calibri" w:hAnsi="Calibri"/>
-                <w:sz w:val="20"/>
-              </w:rPr>
-              <w:t xml:space="default">48.7</w:t>
+              <w:t xml:space="default">5.00</w:t>
+            </w:r>
+          </w:p>
+        </w:tc>
+        <w:tc>
+          <w:tcPr>
+            <w:tcBorders>
+              <w:top w:val="single" w:space="0" w:color="D3D3D3"/>
+              <w:bottom w:val="single" w:space="0" w:color="D3D3D3"/>
+              <w:start w:val="single" w:space="0" w:color="D3D3D3"/>
+              <w:end w:val="single" w:space="0" w:color="D3D3D3"/>
+            </w:tcBorders>
+          </w:tcPr>
+          <w:p>
+            <w:pPr>
+              <w:spacing w:before="0" w:after="60"/>
+              <w:keepNext/>
+              <w:jc w:val="end"/>
+            </w:pPr>
+            <w:r>
+              <w:rPr>
+                <w:rFonts w:ascii="Calibri" w:hAnsi="Calibri"/>
+                <w:sz w:val="20"/>
+              </w:rPr>
+              <w:t xml:space="default">-1193.62</w:t>
+            </w:r>
+          </w:p>
+        </w:tc>
+        <w:tc>
+          <w:tcPr>
+            <w:tcBorders>
+              <w:top w:val="single" w:space="0" w:color="D3D3D3"/>
+              <w:bottom w:val="single" w:space="0" w:color="D3D3D3"/>
+              <w:start w:val="single" w:space="0" w:color="D3D3D3"/>
+              <w:end w:val="single" w:space="0" w:color="D3D3D3"/>
+            </w:tcBorders>
+          </w:tcPr>
+          <w:p>
+            <w:pPr>
+              <w:spacing w:before="0" w:after="60"/>
+              <w:keepNext/>
+              <w:jc w:val="end"/>
+            </w:pPr>
+            <w:r>
+              <w:rPr>
+                <w:rFonts w:ascii="Calibri" w:hAnsi="Calibri"/>
+                <w:sz w:val="20"/>
+              </w:rPr>
+              <w:t xml:space="default">48.72</w:t>
             </w:r>
           </w:p>
         </w:tc>
@@ -1110,55 +1110,55 @@
                 <w:rFonts w:ascii="Calibri" w:hAnsi="Calibri"/>
                 <w:sz w:val="20"/>
               </w:rPr>
-              <w:t xml:space="default">3.0</w:t>
-            </w:r>
-          </w:p>
-        </w:tc>
-        <w:tc>
-          <w:tcPr>
-            <w:tcBorders>
-              <w:top w:val="single" w:space="0" w:color="D3D3D3"/>
-              <w:bottom w:val="single" w:space="0" w:color="D3D3D3"/>
-              <w:start w:val="single" w:space="0" w:color="D3D3D3"/>
-              <w:end w:val="single" w:space="0" w:color="D3D3D3"/>
-            </w:tcBorders>
-          </w:tcPr>
-          <w:p>
-            <w:pPr>
-              <w:spacing w:before="0" w:after="60"/>
-              <w:keepNext/>
-              <w:jc w:val="end"/>
-            </w:pPr>
-            <w:r>
-              <w:rPr>
-                <w:rFonts w:ascii="Calibri" w:hAnsi="Calibri"/>
-                <w:sz w:val="20"/>
-              </w:rPr>
-              <w:t xml:space="default">-1138.7</w:t>
-            </w:r>
-          </w:p>
-        </w:tc>
-        <w:tc>
-          <w:tcPr>
-            <w:tcBorders>
-              <w:top w:val="single" w:space="0" w:color="D3D3D3"/>
-              <w:bottom w:val="single" w:space="0" w:color="D3D3D3"/>
-              <w:start w:val="single" w:space="0" w:color="D3D3D3"/>
-              <w:end w:val="single" w:space="0" w:color="D3D3D3"/>
-            </w:tcBorders>
-          </w:tcPr>
-          <w:p>
-            <w:pPr>
-              <w:spacing w:before="0" w:after="60"/>
-              <w:keepNext/>
-              <w:jc w:val="end"/>
-            </w:pPr>
-            <w:r>
-              <w:rPr>
-                <w:rFonts w:ascii="Calibri" w:hAnsi="Calibri"/>
-                <w:sz w:val="20"/>
-              </w:rPr>
-              <w:t xml:space="default">103.7</w:t>
+              <w:t xml:space="default">3.00</w:t>
+            </w:r>
+          </w:p>
+        </w:tc>
+        <w:tc>
+          <w:tcPr>
+            <w:tcBorders>
+              <w:top w:val="single" w:space="0" w:color="D3D3D3"/>
+              <w:bottom w:val="single" w:space="0" w:color="D3D3D3"/>
+              <w:start w:val="single" w:space="0" w:color="D3D3D3"/>
+              <w:end w:val="single" w:space="0" w:color="D3D3D3"/>
+            </w:tcBorders>
+          </w:tcPr>
+          <w:p>
+            <w:pPr>
+              <w:spacing w:before="0" w:after="60"/>
+              <w:keepNext/>
+              <w:jc w:val="end"/>
+            </w:pPr>
+            <w:r>
+              <w:rPr>
+                <w:rFonts w:ascii="Calibri" w:hAnsi="Calibri"/>
+                <w:sz w:val="20"/>
+              </w:rPr>
+              <w:t xml:space="default">-1138.66</w:t>
+            </w:r>
+          </w:p>
+        </w:tc>
+        <w:tc>
+          <w:tcPr>
+            <w:tcBorders>
+              <w:top w:val="single" w:space="0" w:color="D3D3D3"/>
+              <w:bottom w:val="single" w:space="0" w:color="D3D3D3"/>
+              <w:start w:val="single" w:space="0" w:color="D3D3D3"/>
+              <w:end w:val="single" w:space="0" w:color="D3D3D3"/>
+            </w:tcBorders>
+          </w:tcPr>
+          <w:p>
+            <w:pPr>
+              <w:spacing w:before="0" w:after="60"/>
+              <w:keepNext/>
+              <w:jc w:val="end"/>
+            </w:pPr>
+            <w:r>
+              <w:rPr>
+                <w:rFonts w:ascii="Calibri" w:hAnsi="Calibri"/>
+                <w:sz w:val="20"/>
+              </w:rPr>
+              <w:t xml:space="default">103.69</w:t>
             </w:r>
           </w:p>
         </w:tc>
